--- a/engine/arcc_study/ARCC_Bibliography_10-09-2026.docx
+++ b/engine/arcc_study/ARCC_Bibliography_10-09-2026.docx
@@ -18999,7 +18999,7 @@
                 <w:color w:val="1C3A36"/>
                 <w:sz w:val="14"/>
               </w:rPr>
-              <w:t>egy_revival_mt</w:t>
+              <w:t>egy_new_licence_mt</w:t>
             </w:r>
           </w:p>
         </w:tc>
@@ -19016,7 +19016,7 @@
                 <w:color w:val="1C3A36"/>
                 <w:sz w:val="14"/>
               </w:rPr>
-              <w:t>12.6</w:t>
+              <w:t>3.5</w:t>
             </w:r>
           </w:p>
         </w:tc>
@@ -19050,7 +19050,7 @@
                 <w:color w:val="1C3A36"/>
                 <w:sz w:val="14"/>
               </w:rPr>
-              <w:t>Dormant Egyptian capacity under revival from the second half of 2026</w:t>
+              <w:t>NEW SUPPLY THIS STUDY DID NOT CARRY: two production licences planned from October 2025, each stated at 1.5-2.0 million tonnes a year, so 3.0 to 4.0 million and 3.5 at the midpoint. It sits ON TOP of the 12.6 million tonnes of revival above, which is dormant capacity coming back rather than capacity being created. Industry reporting of 11 November 2025 puts Egyptian nameplate heading toward 82-83 million tonnes on the back of it, against the 76.0 this study registers for 2025. NO WINNER, LOCATION OR COMMISSIONING DATE HAS BEEN ANNOUNCED, and nothing was located awarding either licence to this company, so it enters as sector supply and never as this company's volume</w:t>
             </w:r>
           </w:p>
         </w:tc>
@@ -19067,7 +19067,7 @@
                 <w:color w:val="1C3A36"/>
                 <w:sz w:val="14"/>
               </w:rPr>
-              <w:t>2025-10-01</w:t>
+              <w:t>2025-10-19</w:t>
             </w:r>
           </w:p>
         </w:tc>
@@ -19103,7 +19103,7 @@
                 <w:color w:val="1C3A36"/>
                 <w:sz w:val="14"/>
               </w:rPr>
-              <w:t>peer_mbsc_mcap</w:t>
+              <w:t>egy_revival_mt</w:t>
             </w:r>
           </w:p>
         </w:tc>
@@ -19120,7 +19120,7 @@
                 <w:color w:val="1C3A36"/>
                 <w:sz w:val="14"/>
               </w:rPr>
-              <w:t>13,730</w:t>
+              <w:t>12.6</w:t>
             </w:r>
           </w:p>
         </w:tc>
@@ -19154,7 +19154,7 @@
                 <w:color w:val="1C3A36"/>
                 <w:sz w:val="14"/>
               </w:rPr>
-              <w:t>Misr Beni Suef Cement market capitalisation</w:t>
+              <w:t>Dormant Egyptian capacity under revival from the second half of 2026. CORROBORATED 10-Sep-2026 by an external research pass at exactly this figure: the Ministry of Trade and Industry ordered nine idled lines restarted in July 2025, seven of them due back within a year, and licence-modification fees were halved to EGP 130 a tonne to help them return</w:t>
             </w:r>
           </w:p>
         </w:tc>
@@ -19171,7 +19171,7 @@
                 <w:color w:val="1C3A36"/>
                 <w:sz w:val="14"/>
               </w:rPr>
-              <w:t>2026-08-06</w:t>
+              <w:t>2025-10-01</w:t>
             </w:r>
           </w:p>
         </w:tc>
@@ -19207,7 +19207,7 @@
                 <w:color w:val="1C3A36"/>
                 <w:sz w:val="14"/>
               </w:rPr>
-              <w:t>peer_mbsc_pat</w:t>
+              <w:t>peer_mbsc_mcap</w:t>
             </w:r>
           </w:p>
         </w:tc>
@@ -19224,7 +19224,7 @@
                 <w:color w:val="1C3A36"/>
                 <w:sz w:val="14"/>
               </w:rPr>
-              <w:t>3,946</w:t>
+              <w:t>13,730</w:t>
             </w:r>
           </w:p>
         </w:tc>
@@ -19258,7 +19258,7 @@
                 <w:color w:val="1C3A36"/>
                 <w:sz w:val="14"/>
               </w:rPr>
-              <w:t>Misr Beni Suef Cement FY2025 attributable profit</w:t>
+              <w:t>Misr Beni Suef Cement market capitalisation</w:t>
             </w:r>
           </w:p>
         </w:tc>
@@ -19275,7 +19275,7 @@
                 <w:color w:val="1C3A36"/>
                 <w:sz w:val="14"/>
               </w:rPr>
-              <w:t>2026-03-01</w:t>
+              <w:t>2026-08-06</w:t>
             </w:r>
           </w:p>
         </w:tc>
@@ -19311,7 +19311,7 @@
                 <w:color w:val="1C3A36"/>
                 <w:sz w:val="14"/>
               </w:rPr>
-              <w:t>peer_mbsc_rev</w:t>
+              <w:t>peer_mbsc_pat</w:t>
             </w:r>
           </w:p>
         </w:tc>
@@ -19328,7 +19328,7 @@
                 <w:color w:val="1C3A36"/>
                 <w:sz w:val="14"/>
               </w:rPr>
-              <w:t>5,700</w:t>
+              <w:t>3,946</w:t>
             </w:r>
           </w:p>
         </w:tc>
@@ -19362,7 +19362,7 @@
                 <w:color w:val="1C3A36"/>
                 <w:sz w:val="14"/>
               </w:rPr>
-              <w:t>Misr Beni Suef Cement FY2025 net sales</w:t>
+              <w:t>Misr Beni Suef Cement FY2025 attributable profit</w:t>
             </w:r>
           </w:p>
         </w:tc>
@@ -19415,7 +19415,7 @@
                 <w:color w:val="1C3A36"/>
                 <w:sz w:val="14"/>
               </w:rPr>
-              <w:t>peer_scem_mcap</w:t>
+              <w:t>peer_mbsc_rev</w:t>
             </w:r>
           </w:p>
         </w:tc>
@@ -19432,7 +19432,7 @@
                 <w:color w:val="1C3A36"/>
                 <w:sz w:val="14"/>
               </w:rPr>
-              <w:t>20,604.19</w:t>
+              <w:t>5,700</w:t>
             </w:r>
           </w:p>
         </w:tc>
@@ -19466,7 +19466,7 @@
                 <w:color w:val="1C3A36"/>
                 <w:sz w:val="14"/>
               </w:rPr>
-              <w:t>Sinai Cement market capitalisation at 06-Aug-2026</w:t>
+              <w:t>Misr Beni Suef Cement FY2025 net sales</w:t>
             </w:r>
           </w:p>
         </w:tc>
@@ -19483,7 +19483,7 @@
                 <w:color w:val="1C3A36"/>
                 <w:sz w:val="14"/>
               </w:rPr>
-              <w:t>2026-08-06</w:t>
+              <w:t>2026-03-01</w:t>
             </w:r>
           </w:p>
         </w:tc>
@@ -19519,7 +19519,7 @@
                 <w:color w:val="1C3A36"/>
                 <w:sz w:val="14"/>
               </w:rPr>
-              <w:t>peer_scem_pat</w:t>
+              <w:t>peer_scem_mcap</w:t>
             </w:r>
           </w:p>
         </w:tc>
@@ -19536,7 +19536,7 @@
                 <w:color w:val="1C3A36"/>
                 <w:sz w:val="14"/>
               </w:rPr>
-              <w:t>2,290</w:t>
+              <w:t>20,604.19</w:t>
             </w:r>
           </w:p>
         </w:tc>
@@ -19570,7 +19570,7 @@
                 <w:color w:val="1C3A36"/>
                 <w:sz w:val="14"/>
               </w:rPr>
-              <w:t>Sinai Cement FY2025 profit after tax</w:t>
+              <w:t>Sinai Cement market capitalisation at 06-Aug-2026</w:t>
             </w:r>
           </w:p>
         </w:tc>
@@ -19587,7 +19587,7 @@
                 <w:color w:val="1C3A36"/>
                 <w:sz w:val="14"/>
               </w:rPr>
-              <w:t>2026-03-10</w:t>
+              <w:t>2026-08-06</w:t>
             </w:r>
           </w:p>
         </w:tc>
@@ -19623,7 +19623,7 @@
                 <w:color w:val="1C3A36"/>
                 <w:sz w:val="14"/>
               </w:rPr>
-              <w:t>peer_scem_rev</w:t>
+              <w:t>peer_scem_pat</w:t>
             </w:r>
           </w:p>
         </w:tc>
@@ -19640,7 +19640,7 @@
                 <w:color w:val="1C3A36"/>
                 <w:sz w:val="14"/>
               </w:rPr>
-              <w:t>9,090</w:t>
+              <w:t>2,290</w:t>
             </w:r>
           </w:p>
         </w:tc>
@@ -19674,7 +19674,7 @@
                 <w:color w:val="1C3A36"/>
                 <w:sz w:val="14"/>
               </w:rPr>
-              <w:t>Sinai Cement FY2025 revenue</w:t>
+              <w:t>Sinai Cement FY2025 profit after tax</w:t>
             </w:r>
           </w:p>
         </w:tc>
@@ -19727,7 +19727,7 @@
                 <w:color w:val="1C3A36"/>
                 <w:sz w:val="14"/>
               </w:rPr>
-              <w:t>price_exp_path</w:t>
+              <w:t>peer_scem_rev</w:t>
             </w:r>
           </w:p>
         </w:tc>
@@ -19744,7 +19744,7 @@
                 <w:color w:val="1C3A36"/>
                 <w:sz w:val="14"/>
               </w:rPr>
-              <w:t>1, 0.968, 0.944, 0.927, 0.911, 0.895</w:t>
+              <w:t>9,090</w:t>
             </w:r>
           </w:p>
         </w:tc>
@@ -19778,7 +19778,7 @@
                 <w:color w:val="1C3A36"/>
                 <w:sz w:val="14"/>
               </w:rPr>
-              <w:t>Export price index in US dollars on the FY2025 base, declining because the EU carbon border mechanism raises the landed cost of Egyptian cement in Europe; set shallower than a high-clinker peer would face because this producer's alternative-fuel and hydrogen programmes are funded and under construction</w:t>
+              <w:t>Sinai Cement FY2025 revenue</w:t>
             </w:r>
           </w:p>
         </w:tc>
@@ -19795,7 +19795,7 @@
                 <w:color w:val="1C3A36"/>
                 <w:sz w:val="14"/>
               </w:rPr>
-              <w:t>2026-01-01</w:t>
+              <w:t>2026-03-10</w:t>
             </w:r>
           </w:p>
         </w:tc>
@@ -19831,7 +19831,7 @@
                 <w:color w:val="1C3A36"/>
                 <w:sz w:val="14"/>
               </w:rPr>
-              <w:t>repl_usd_t</w:t>
+              <w:t>price_exp_path</w:t>
             </w:r>
           </w:p>
         </w:tc>
@@ -19848,7 +19848,7 @@
                 <w:color w:val="1C3A36"/>
                 <w:sz w:val="14"/>
               </w:rPr>
-              <w:t>130</w:t>
+              <w:t>1, 0.968, 0.944, 0.927, 0.911, 0.895</w:t>
             </w:r>
           </w:p>
         </w:tc>
@@ -19882,7 +19882,7 @@
                 <w:color w:val="1C3A36"/>
                 <w:sz w:val="14"/>
               </w:rPr>
-              <w:t>Replacement cost per annual tonne of cement capacity, USD 120-150 band</w:t>
+              <w:t>Export price index in US dollars on the FY2025 base, declining because the EU carbon border mechanism raises the landed cost of Egyptian cement in Europe; set shallower than a high-clinker peer would face because this producer's alternative-fuel and hydrogen programmes are funded and under construction</w:t>
             </w:r>
           </w:p>
         </w:tc>
@@ -19899,7 +19899,7 @@
                 <w:color w:val="1C3A36"/>
                 <w:sz w:val="14"/>
               </w:rPr>
-              <w:t>2026-08-06</w:t>
+              <w:t>2026-01-01</w:t>
             </w:r>
           </w:p>
         </w:tc>
@@ -19935,7 +19935,7 @@
                 <w:color w:val="1C3A36"/>
                 <w:sz w:val="14"/>
               </w:rPr>
-              <w:t>cost_infl</w:t>
+              <w:t>repl_usd_t</w:t>
             </w:r>
           </w:p>
         </w:tc>
@@ -19952,7 +19952,7 @@
                 <w:color w:val="1C3A36"/>
                 <w:sz w:val="14"/>
               </w:rPr>
-              <w:t>1, 1.115, 1.249, 1.361, 1.463, 1.566</w:t>
+              <w:t>130</w:t>
             </w:r>
           </w:p>
         </w:tc>
@@ -19969,7 +19969,7 @@
                 <w:color w:val="1C3A36"/>
                 <w:sz w:val="14"/>
               </w:rPr>
-              <w:t>Country</w:t>
+              <w:t>Industry</w:t>
             </w:r>
           </w:p>
         </w:tc>
@@ -19986,7 +19986,7 @@
                 <w:color w:val="1C3A36"/>
                 <w:sz w:val="14"/>
               </w:rPr>
-              <w:t>Cumulative local cost-inflation index from the FY2025 base. The FY2026 step of 11.5% is unchanged; FY2027 onward escalate on the house inflation path, the SAME path the local price index carries, so the operating margin is an output of the two rather than the residual of two separately chosen ladders. This is an INPUT-PRICE path and is deliberately left at headline inflation even though the company's own audited cash cost grew only 12.5% in FY2025 on volume that rose — i.e. its realised unit cost inflation ran below the national rate. Crediting that outperformance here would double-count it, because the company-specific efficiency is carried separately and explicitly in af_saving, which is anchored to a funded, under-construction asset rather than to a trend</w:t>
+              <w:t>Replacement cost per annual tonne of cement capacity, USD 120-150 band</w:t>
             </w:r>
           </w:p>
         </w:tc>
@@ -20003,7 +20003,7 @@
                 <w:color w:val="1C3A36"/>
                 <w:sz w:val="14"/>
               </w:rPr>
-              <w:t>2026-07-10</w:t>
+              <w:t>2026-08-06</w:t>
             </w:r>
           </w:p>
         </w:tc>
@@ -20039,7 +20039,7 @@
                 <w:color w:val="1C3A36"/>
                 <w:sz w:val="14"/>
               </w:rPr>
-              <w:t>egy_gdp_egp_bn</w:t>
+              <w:t>cost_infl</w:t>
             </w:r>
           </w:p>
         </w:tc>
@@ -20056,7 +20056,7 @@
                 <w:color w:val="1C3A36"/>
                 <w:sz w:val="14"/>
               </w:rPr>
-              <w:t>18,000</w:t>
+              <w:t>1, 1.115, 1.249, 1.361, 1.463, 1.566</w:t>
             </w:r>
           </w:p>
         </w:tc>
@@ -20090,7 +20090,7 @@
                 <w:color w:val="1C3A36"/>
                 <w:sz w:val="14"/>
               </w:rPr>
-              <w:t>Egyptian nominal gross domestic product, order of magnitude, used only for the terminal-growth crossover arithmetic</w:t>
+              <w:t>Cumulative local cost-inflation index from the FY2025 base. The FY2026 step of 11.5% is unchanged; FY2027 onward escalate on the house inflation path, the SAME path the local price index carries, so the operating margin is an output of the two rather than the residual of two separately chosen ladders. This is an INPUT-PRICE path and is deliberately left at headline inflation even though the company's own audited cash cost grew only 12.5% in FY2025 on volume that rose — i.e. its realised unit cost inflation ran below the national rate. Crediting that outperformance here would double-count it, because the company-specific efficiency is carried separately and explicitly in af_saving, which is anchored to a funded, under-construction asset rather than to a trend</w:t>
             </w:r>
           </w:p>
         </w:tc>
@@ -20107,7 +20107,7 @@
                 <w:color w:val="1C3A36"/>
                 <w:sz w:val="14"/>
               </w:rPr>
-              <w:t>2026-01-01</w:t>
+              <w:t>2026-07-10</w:t>
             </w:r>
           </w:p>
         </w:tc>
@@ -20143,7 +20143,7 @@
                 <w:color w:val="1C3A36"/>
                 <w:sz w:val="14"/>
               </w:rPr>
-              <w:t>egy_gdp_growth</w:t>
+              <w:t>egy_gdp_egp_bn</w:t>
             </w:r>
           </w:p>
         </w:tc>
@@ -20160,7 +20160,7 @@
                 <w:color w:val="1C3A36"/>
                 <w:sz w:val="14"/>
               </w:rPr>
-              <w:t>0.18</w:t>
+              <w:t>18,000</w:t>
             </w:r>
           </w:p>
         </w:tc>
@@ -20194,7 +20194,7 @@
                 <w:color w:val="1C3A36"/>
                 <w:sz w:val="14"/>
               </w:rPr>
-              <w:t>Egyptian nominal GDP growth, same arithmetic</w:t>
+              <w:t>Egyptian nominal gross domestic product, order of magnitude, used only for the terminal-growth crossover arithmetic</w:t>
             </w:r>
           </w:p>
         </w:tc>
@@ -20247,7 +20247,7 @@
                 <w:color w:val="1C3A36"/>
                 <w:sz w:val="14"/>
               </w:rPr>
-              <w:t>erp_cds</w:t>
+              <w:t>egy_gdp_growth</w:t>
             </w:r>
           </w:p>
         </w:tc>
@@ -20264,7 +20264,7 @@
                 <w:color w:val="1C3A36"/>
                 <w:sz w:val="14"/>
               </w:rPr>
-              <w:t>0.0941</w:t>
+              <w:t>0.18</w:t>
             </w:r>
           </w:p>
         </w:tc>
@@ -20298,7 +20298,7 @@
                 <w:color w:val="1C3A36"/>
                 <w:sz w:val="14"/>
               </w:rPr>
-              <w:t>Egypt equity risk premium, CDS-based, Damodaran January-2026</w:t>
+              <w:t>Egyptian nominal GDP growth, same arithmetic</w:t>
             </w:r>
           </w:p>
         </w:tc>
@@ -20315,7 +20315,7 @@
                 <w:color w:val="1C3A36"/>
                 <w:sz w:val="14"/>
               </w:rPr>
-              <w:t>2026-01-05</w:t>
+              <w:t>2026-01-01</w:t>
             </w:r>
           </w:p>
         </w:tc>
@@ -20351,7 +20351,7 @@
                 <w:color w:val="1C3A36"/>
                 <w:sz w:val="14"/>
               </w:rPr>
-              <w:t>erp_rating</w:t>
+              <w:t>erp_cds</w:t>
             </w:r>
           </w:p>
         </w:tc>
@@ -20368,7 +20368,7 @@
                 <w:color w:val="1C3A36"/>
                 <w:sz w:val="14"/>
               </w:rPr>
-              <w:t>0.1394</w:t>
+              <w:t>0.0941</w:t>
             </w:r>
           </w:p>
         </w:tc>
@@ -20402,7 +20402,7 @@
                 <w:color w:val="1C3A36"/>
                 <w:sz w:val="14"/>
               </w:rPr>
-              <w:t>Egypt total equity risk premium on the RATING basis, same file, same row, column 'Total Equity Risk Premium'. The CDS basis adopted here gives 9.41%; this is the published alternative and it is 4.53 points higher, so adopting it would RAISE the discount rate and LOWER the value. Priced in section 1.4 rather than left unstated</w:t>
+              <w:t>Egypt equity risk premium, CDS-based, Damodaran January-2026</w:t>
             </w:r>
           </w:p>
         </w:tc>
@@ -20455,7 +20455,7 @@
                 <w:color w:val="1C3A36"/>
                 <w:sz w:val="14"/>
               </w:rPr>
-              <w:t>euribor</w:t>
+              <w:t>erp_rating</w:t>
             </w:r>
           </w:p>
         </w:tc>
@@ -20472,7 +20472,7 @@
                 <w:color w:val="1C3A36"/>
                 <w:sz w:val="14"/>
               </w:rPr>
-              <w:t>0.0249</w:t>
+              <w:t>0.1394</w:t>
             </w:r>
           </w:p>
         </w:tc>
@@ -20506,7 +20506,7 @@
                 <w:color w:val="1C3A36"/>
                 <w:sz w:val="14"/>
               </w:rPr>
-              <w:t>Three-month Euribor, the reference rate on the EBRD facility. Revision 3 carried 2.10%, which sits BELOW the ECB deposit facility rate of 2.25% and is therefore impossible as a term rate. It also applied one reference to both a 3-month and a 6-month facility; 6-month Euribor is nearer 2.72%, and the difference is carried as a known simplification</w:t>
+              <w:t>Egypt total equity risk premium on the RATING basis, same file, same row, column 'Total Equity Risk Premium'. The CDS basis adopted here gives 9.41%; this is the published alternative and it is 4.53 points higher, so adopting it would RAISE the discount rate and LOWER the value. Priced in section 1.4 rather than left unstated</w:t>
             </w:r>
           </w:p>
         </w:tc>
@@ -20523,7 +20523,7 @@
                 <w:color w:val="1C3A36"/>
                 <w:sz w:val="14"/>
               </w:rPr>
-              <w:t>2026-08-06</w:t>
+              <w:t>2026-01-05</w:t>
             </w:r>
           </w:p>
         </w:tc>
@@ -20559,7 +20559,7 @@
                 <w:color w:val="1C3A36"/>
                 <w:sz w:val="14"/>
               </w:rPr>
-              <w:t>fx</w:t>
+              <w:t>euribor</w:t>
             </w:r>
           </w:p>
         </w:tc>
@@ -20576,7 +20576,7 @@
                 <w:color w:val="1C3A36"/>
                 <w:sz w:val="14"/>
               </w:rPr>
-              <w:t>50.3</w:t>
+              <w:t>0.0249</w:t>
             </w:r>
           </w:p>
         </w:tc>
@@ -20610,7 +20610,7 @@
                 <w:color w:val="1C3A36"/>
                 <w:sz w:val="14"/>
               </w:rPr>
-              <w:t>USD/EGP at the valuation date</w:t>
+              <w:t>Three-month Euribor, the reference rate on the EBRD facility. Revision 3 carried 2.10%, which sits BELOW the ECB deposit facility rate of 2.25% and is therefore impossible as a term rate. It also applied one reference to both a 3-month and a 6-month facility; 6-month Euribor is nearer 2.72%, and the difference is carried as a known simplification</w:t>
             </w:r>
           </w:p>
         </w:tc>
@@ -20663,7 +20663,7 @@
                 <w:color w:val="1C3A36"/>
                 <w:sz w:val="14"/>
               </w:rPr>
-              <w:t>fx_path</w:t>
+              <w:t>fx</w:t>
             </w:r>
           </w:p>
         </w:tc>
@@ -20680,7 +20680,7 @@
                 <w:color w:val="1C3A36"/>
                 <w:sz w:val="14"/>
               </w:rPr>
-              <w:t>49.26, 55.11, 60.22, 64.04, 67.17, 70.11</w:t>
+              <w:t>50.3</w:t>
             </w:r>
           </w:p>
         </w:tc>
@@ -20714,7 +20714,7 @@
                 <w:color w:val="1C3A36"/>
                 <w:sz w:val="14"/>
               </w:rPr>
-              <w:t>USD/EGP path: FY2025 actual average, then the house currency path — relative purchasing-power parity on the house inflation path against long-run foreign inflation, DERIVED and never hand-set. The retired path was typed (50.60 to 61.50 by FY2030) and depreciated the pound at roughly two-thirds of the inflation differential the same model applied to costs, which is one event counted once and ignored once</w:t>
+              <w:t>USD/EGP at the valuation date</w:t>
             </w:r>
           </w:p>
         </w:tc>
@@ -20731,7 +20731,7 @@
                 <w:color w:val="1C3A36"/>
                 <w:sz w:val="14"/>
               </w:rPr>
-              <w:t>2026-09-02</w:t>
+              <w:t>2026-08-06</w:t>
             </w:r>
           </w:p>
         </w:tc>
@@ -20767,7 +20767,7 @@
                 <w:color w:val="1C3A36"/>
                 <w:sz w:val="14"/>
               </w:rPr>
-              <w:t>rf</w:t>
+              <w:t>fx_path</w:t>
             </w:r>
           </w:p>
         </w:tc>
@@ -20784,7 +20784,7 @@
                 <w:color w:val="1C3A36"/>
                 <w:sz w:val="14"/>
               </w:rPr>
-              <w:t>0.2295</w:t>
+              <w:t>49.26, 55.11, 60.22, 64.04, 67.17, 70.11</w:t>
             </w:r>
           </w:p>
         </w:tc>
@@ -20818,7 +20818,7 @@
                 <w:color w:val="1C3A36"/>
                 <w:sz w:val="14"/>
               </w:rPr>
-              <w:t>Egypt 10-year local-currency government bond yield. Revision 3 carried 22.31% dated 21 July; three independent reviewers put the 10-year at 22.88-22.98% on 3-5 August, and the curve is inverted above it (1-year near 25.6%). 22.95% is the midpoint of the three, at the valuation date rather than sixteen days before it</w:t>
+              <w:t>USD/EGP path: FY2025 actual average, then the house currency path — relative purchasing-power parity on the house inflation path against long-run foreign inflation, DERIVED and never hand-set. The retired path was typed (50.60 to 61.50 by FY2030) and depreciated the pound at roughly two-thirds of the inflation differential the same model applied to costs, which is one event counted once and ignored once</w:t>
             </w:r>
           </w:p>
         </w:tc>
@@ -20835,7 +20835,7 @@
                 <w:color w:val="1C3A36"/>
                 <w:sz w:val="14"/>
               </w:rPr>
-              <w:t>2026-08-05</w:t>
+              <w:t>2026-09-02</w:t>
             </w:r>
           </w:p>
         </w:tc>
@@ -20871,7 +20871,7 @@
                 <w:color w:val="1C3A36"/>
                 <w:sz w:val="14"/>
               </w:rPr>
-              <w:t>rf_reviewer_high</w:t>
+              <w:t>rf</w:t>
             </w:r>
           </w:p>
         </w:tc>
@@ -20888,7 +20888,7 @@
                 <w:color w:val="1C3A36"/>
                 <w:sz w:val="14"/>
               </w:rPr>
-              <w:t>0.2298</w:t>
+              <w:t>0.2295</w:t>
             </w:r>
           </w:p>
         </w:tc>
@@ -20922,7 +20922,7 @@
                 <w:color w:val="1C3A36"/>
                 <w:sz w:val="14"/>
               </w:rPr>
-              <w:t>Highest of the same three readings. The adopted figure is their midpoint, struck at the valuation date.</w:t>
+              <w:t>Egypt 10-year local-currency government bond yield. Revision 3 carried 22.31% dated 21 July; three independent reviewers put the 10-year at 22.88-22.98% on 3-5 August, and the curve is inverted above it (1-year near 25.6%). 22.95% is the midpoint of the three, at the valuation date rather than sixteen days before it</w:t>
             </w:r>
           </w:p>
         </w:tc>
@@ -20975,7 +20975,7 @@
                 <w:color w:val="1C3A36"/>
                 <w:sz w:val="14"/>
               </w:rPr>
-              <w:t>rf_reviewer_low</w:t>
+              <w:t>rf_reviewer_high</w:t>
             </w:r>
           </w:p>
         </w:tc>
@@ -20992,7 +20992,7 @@
                 <w:color w:val="1C3A36"/>
                 <w:sz w:val="14"/>
               </w:rPr>
-              <w:t>0.2288</w:t>
+              <w:t>0.2298</w:t>
             </w:r>
           </w:p>
         </w:tc>
@@ -21026,7 +21026,7 @@
                 <w:color w:val="1C3A36"/>
                 <w:sz w:val="14"/>
               </w:rPr>
-              <w:t>Lowest of three independent reviewers' readings of the Egyptian 10-year on 3-5 August 2026.</w:t>
+              <w:t>Highest of the same three readings. The adopted figure is their midpoint, struck at the valuation date.</w:t>
             </w:r>
           </w:p>
         </w:tc>
@@ -21079,7 +21079,7 @@
                 <w:color w:val="1C3A36"/>
                 <w:sz w:val="14"/>
               </w:rPr>
-              <w:t>sov_spread_cds</w:t>
+              <w:t>rf_reviewer_low</w:t>
             </w:r>
           </w:p>
         </w:tc>
@@ -21096,7 +21096,7 @@
                 <w:color w:val="1C3A36"/>
                 <w:sz w:val="14"/>
               </w:rPr>
-              <w:t>0.034</w:t>
+              <w:t>0.2288</w:t>
             </w:r>
           </w:p>
         </w:tc>
@@ -21130,7 +21130,7 @@
                 <w:color w:val="1C3A36"/>
                 <w:sz w:val="14"/>
               </w:rPr>
-              <w:t>Egypt CDS-implied sovereign default spread, Damodaran January-2026 country risk file, CDS column. NETTED OUT of the local risk-free rate so sovereign default risk is charged once, not twice</w:t>
+              <w:t>Lowest of three independent reviewers' readings of the Egyptian 10-year on 3-5 August 2026.</w:t>
             </w:r>
           </w:p>
         </w:tc>
@@ -21147,7 +21147,7 @@
                 <w:color w:val="1C3A36"/>
                 <w:sz w:val="14"/>
               </w:rPr>
-              <w:t>2026-01-05</w:t>
+              <w:t>2026-08-05</w:t>
             </w:r>
           </w:p>
         </w:tc>
@@ -21183,7 +21183,7 @@
                 <w:color w:val="1C3A36"/>
                 <w:sz w:val="14"/>
               </w:rPr>
-              <w:t>sov_spread_rating</w:t>
+              <w:t>sov_spread_cds</w:t>
             </w:r>
           </w:p>
         </w:tc>
@@ -21200,7 +21200,7 @@
                 <w:color w:val="1C3A36"/>
                 <w:sz w:val="14"/>
               </w:rPr>
-              <w:t>0.0637</w:t>
+              <w:t>0.034</w:t>
             </w:r>
           </w:p>
         </w:tc>
@@ -21234,7 +21234,7 @@
                 <w:color w:val="1C3A36"/>
                 <w:sz w:val="14"/>
               </w:rPr>
-              <w:t>Egypt rating-based sovereign default spread (Moody's Caa1), Damodaran January-2026 country risk file, sheet 'ERPs by country', Egypt row, column 'Rating-based Default Spread'. The ALTERNATIVE to the CDS spread this study adopts, published in the same row of the same file</w:t>
+              <w:t>Egypt CDS-implied sovereign default spread, Damodaran January-2026 country risk file, CDS column. NETTED OUT of the local risk-free rate so sovereign default risk is charged once, not twice</w:t>
             </w:r>
           </w:p>
         </w:tc>
@@ -21287,7 +21287,7 @@
                 <w:color w:val="1C3A36"/>
                 <w:sz w:val="14"/>
               </w:rPr>
-              <w:t>tax_stat</w:t>
+              <w:t>sov_spread_rating</w:t>
             </w:r>
           </w:p>
         </w:tc>
@@ -21304,7 +21304,7 @@
                 <w:color w:val="1C3A36"/>
                 <w:sz w:val="14"/>
               </w:rPr>
-              <w:t>0.225</w:t>
+              <w:t>0.0637</w:t>
             </w:r>
           </w:p>
         </w:tc>
@@ -21338,7 +21338,7 @@
                 <w:color w:val="1C3A36"/>
                 <w:sz w:val="14"/>
               </w:rPr>
-              <w:t>Egypt statutory corporate income tax rate</w:t>
+              <w:t>Egypt rating-based sovereign default spread (Moody's Caa1), Damodaran January-2026 country risk file, sheet 'ERPs by country', Egypt row, column 'Rating-based Default Spread'. The ALTERNATIVE to the CDS spread this study adopts, published in the same row of the same file</w:t>
             </w:r>
           </w:p>
         </w:tc>
@@ -21355,7 +21355,7 @@
                 <w:color w:val="1C3A36"/>
                 <w:sz w:val="14"/>
               </w:rPr>
-              <w:t>2026-01-01</w:t>
+              <w:t>2026-01-05</w:t>
             </w:r>
           </w:p>
         </w:tc>
@@ -21391,7 +21391,7 @@
                 <w:color w:val="1C3A36"/>
                 <w:sz w:val="14"/>
               </w:rPr>
-              <w:t>af_saving</w:t>
+              <w:t>tax_stat</w:t>
             </w:r>
           </w:p>
         </w:tc>
@@ -21408,7 +21408,7 @@
                 <w:color w:val="1C3A36"/>
                 <w:sz w:val="14"/>
               </w:rPr>
-              <w:t>0, 0.015, 0.03, 0.04, 0.048, 0.055</w:t>
+              <w:t>0.225</w:t>
             </w:r>
           </w:p>
         </w:tc>
@@ -21425,7 +21425,7 @@
                 <w:color w:val="1C3A36"/>
                 <w:sz w:val="14"/>
               </w:rPr>
-              <w:t>House</w:t>
+              <w:t>Country</w:t>
             </w:r>
           </w:p>
         </w:tc>
@@ -21442,7 +21442,7 @@
                 <w:color w:val="1C3A36"/>
                 <w:sz w:val="14"/>
               </w:rPr>
-              <w:t>Cumulative saving on the materials-and-fuel line from the alternative-fuel and hydrogen programmes, relative to the FY2025 cost base. Not an assumption about intent: EGP 240.235mn of alternative-fuel capacity for kiln 2 sits in assets under construction at the year end and a EUR 25mn EBRD facility is drawn against it</w:t>
+              <w:t>Egypt statutory corporate income tax rate</w:t>
             </w:r>
           </w:p>
         </w:tc>
@@ -21459,7 +21459,7 @@
                 <w:color w:val="1C3A36"/>
                 <w:sz w:val="14"/>
               </w:rPr>
-              <w:t>2025-12-31</w:t>
+              <w:t>2026-01-01</w:t>
             </w:r>
           </w:p>
         </w:tc>
@@ -21495,7 +21495,7 @@
                 <w:color w:val="1C3A36"/>
                 <w:sz w:val="14"/>
               </w:rPr>
-              <w:t>cash_yield</w:t>
+              <w:t>af_saving</w:t>
             </w:r>
           </w:p>
         </w:tc>
@@ -21512,7 +21512,7 @@
                 <w:color w:val="1C3A36"/>
                 <w:sz w:val="14"/>
               </w:rPr>
-              <w:t>0.15, 0.13, 0.12, 0.112, 0.108</w:t>
+              <w:t>0, 0.015, 0.03, 0.04, 0.048, 0.055</w:t>
             </w:r>
           </w:p>
         </w:tc>
@@ -21546,7 +21546,7 @@
                 <w:color w:val="1C3A36"/>
                 <w:sz w:val="14"/>
               </w:rPr>
-              <w:t>Yield earned on the cash balance across the forecast. The FY2025 outturn was 8.8% on the average balance — much of the cash sits in foreign-currency current accounts rather than pound deposits — and the path is set above it as the balance is redeployed, then easing</w:t>
+              <w:t>Cumulative saving on the materials-and-fuel line from the alternative-fuel and hydrogen programmes, relative to the FY2025 cost base. Not an assumption about intent: EGP 240.235mn of alternative-fuel capacity for kiln 2 sits in assets under construction at the year end and a EUR 25mn EBRD facility is drawn against it</w:t>
             </w:r>
           </w:p>
         </w:tc>
@@ -21563,7 +21563,7 @@
                 <w:color w:val="1C3A36"/>
                 <w:sz w:val="14"/>
               </w:rPr>
-              <w:t>2026-08-06</w:t>
+              <w:t>2025-12-31</w:t>
             </w:r>
           </w:p>
         </w:tc>
@@ -21599,7 +21599,7 @@
                 <w:color w:val="1C3A36"/>
                 <w:sz w:val="14"/>
               </w:rPr>
-              <w:t>central_pre_rebuild</w:t>
+              <w:t>cash_yield</w:t>
             </w:r>
           </w:p>
         </w:tc>
@@ -21616,7 +21616,7 @@
                 <w:color w:val="1C3A36"/>
                 <w:sz w:val="14"/>
               </w:rPr>
-              <w:t>61.3</w:t>
+              <w:t>0.15, 0.13, 0.12, 0.112, 0.108</w:t>
             </w:r>
           </w:p>
         </w:tc>
@@ -21650,7 +21650,7 @@
                 <w:color w:val="1C3A36"/>
                 <w:sz w:val="14"/>
               </w:rPr>
-              <w:t>The central published by the edition of this study that PRECEDED the 06-08-2026 bottom-up rebuild, as recorded in that edition's own caveats section and carried unchanged in every edition since. THIS MODEL CANNOT COMPUTE IT — a different model produced it, and the file itself is not retained in the repository — so it is registered as the historical fact it is rather than typed into a builder, which is the same disposition any superseded figure quoted to show what changed must take.</w:t>
+              <w:t>Yield earned on the cash balance across the forecast. The FY2025 outturn was 8.8% on the average balance — much of the cash sits in foreign-currency current accounts rather than pound deposits — and the path is set above it as the balance is redeployed, then easing</w:t>
             </w:r>
           </w:p>
         </w:tc>
@@ -21703,7 +21703,7 @@
                 <w:color w:val="1C3A36"/>
                 <w:sz w:val="14"/>
               </w:rPr>
-              <w:t>dna_pct</w:t>
+              <w:t>central_pre_rebuild</w:t>
             </w:r>
           </w:p>
         </w:tc>
@@ -21720,7 +21720,7 @@
                 <w:color w:val="1C3A36"/>
                 <w:sz w:val="14"/>
               </w:rPr>
-              <w:t>0.025, 0.027, 0.029, 0.031, 0.033</w:t>
+              <w:t>61.3</w:t>
             </w:r>
           </w:p>
         </w:tc>
@@ -21754,7 +21754,7 @@
                 <w:color w:val="1C3A36"/>
                 <w:sz w:val="14"/>
               </w:rPr>
-              <w:t>Depreciation as a share of revenue across the forecast, rising because capital spent from here is incurred at today's replacement cost and adds a larger depreciable base per tonne than the legacy book carries. FY2025 actual is 2.33%</w:t>
+              <w:t>The central published by the edition of this study that PRECEDED the 06-08-2026 bottom-up rebuild, as recorded in that edition's own caveats section and carried unchanged in every edition since. THIS MODEL CANNOT COMPUTE IT — a different model produced it, and the file itself is not retained in the repository — so it is registered as the historical fact it is rather than typed into a builder, which is the same disposition any superseded figure quoted to show what changed must take.</w:t>
             </w:r>
           </w:p>
         </w:tc>
@@ -21807,7 +21807,7 @@
                 <w:color w:val="1C3A36"/>
                 <w:sz w:val="14"/>
               </w:rPr>
-              <w:t>efg_margin_exit</w:t>
+              <w:t>dna_pct</w:t>
             </w:r>
           </w:p>
         </w:tc>
@@ -21824,7 +21824,7 @@
                 <w:color w:val="1C3A36"/>
                 <w:sz w:val="14"/>
               </w:rPr>
-              <w:t>0.343</w:t>
+              <w:t>0.025, 0.027, 0.029, 0.031, 0.033</w:t>
             </w:r>
           </w:p>
         </w:tc>
@@ -21858,7 +21858,7 @@
                 <w:color w:val="1C3A36"/>
                 <w:sz w:val="14"/>
               </w:rPr>
-              <w:t>Terminal EBITDA margin in the published EFG Hermes model, the far end of its 39.3% to 34.3% glide. Another party's figure, quoted; not an input to anything.</w:t>
+              <w:t>Depreciation as a share of revenue across the forecast, rising because capital spent from here is incurred at today's replacement cost and adds a larger depreciable base per tonne than the legacy book carries. FY2025 actual is 2.33%</w:t>
             </w:r>
           </w:p>
         </w:tc>
@@ -21911,7 +21911,7 @@
                 <w:color w:val="1C3A36"/>
                 <w:sz w:val="14"/>
               </w:rPr>
-              <w:t>efg_terminal_roic</w:t>
+              <w:t>efg_margin_exit</w:t>
             </w:r>
           </w:p>
         </w:tc>
@@ -21928,7 +21928,7 @@
                 <w:color w:val="1C3A36"/>
                 <w:sz w:val="14"/>
               </w:rPr>
-              <w:t>0.0881</w:t>
+              <w:t>0.343</w:t>
             </w:r>
           </w:p>
         </w:tc>
@@ -21962,7 +21962,7 @@
                 <w:color w:val="1C3A36"/>
                 <w:sz w:val="14"/>
               </w:rPr>
-              <w:t>Terminal return on invested capital in the published EFG Hermes model, as reconstructed in the reconciliation of section 1.10. A figure from another party's model, quoted; not an input to anything.</w:t>
+              <w:t>Terminal EBITDA margin in the published EFG Hermes model, the far end of its 39.3% to 34.3% glide. Another party's figure, quoted; not an input to anything.</w:t>
             </w:r>
           </w:p>
         </w:tc>
@@ -22015,7 +22015,7 @@
                 <w:color w:val="1C3A36"/>
                 <w:sz w:val="14"/>
               </w:rPr>
-              <w:t>efg_unit_cost_growth</w:t>
+              <w:t>efg_terminal_roic</w:t>
             </w:r>
           </w:p>
         </w:tc>
@@ -22032,7 +22032,7 @@
                 <w:color w:val="1C3A36"/>
                 <w:sz w:val="14"/>
               </w:rPr>
-              <w:t>0.469</w:t>
+              <w:t>0.0881</w:t>
             </w:r>
           </w:p>
         </w:tc>
@@ -22066,7 +22066,7 @@
                 <w:color w:val="1C3A36"/>
                 <w:sz w:val="14"/>
               </w:rPr>
-              <w:t>Growth in the cash cost per tonne the EFG Hermes model charges across its forecast window, as reconstructed in section 1.10. Another party's figure, quoted.</w:t>
+              <w:t>Terminal return on invested capital in the published EFG Hermes model, as reconstructed in the reconciliation of section 1.10. A figure from another party's model, quoted; not an input to anything.</w:t>
             </w:r>
           </w:p>
         </w:tc>
@@ -22119,7 +22119,7 @@
                 <w:color w:val="1C3A36"/>
                 <w:sz w:val="14"/>
               </w:rPr>
-              <w:t>egp_dep_vs_eur</w:t>
+              <w:t>efg_unit_cost_growth</w:t>
             </w:r>
           </w:p>
         </w:tc>
@@ -22136,7 +22136,7 @@
                 <w:color w:val="1C3A36"/>
                 <w:sz w:val="14"/>
               </w:rPr>
-              <w:t>0.06</w:t>
+              <w:t>0.469</w:t>
             </w:r>
           </w:p>
         </w:tc>
@@ -22170,7 +22170,7 @@
                 <w:color w:val="1C3A36"/>
                 <w:sz w:val="14"/>
               </w:rPr>
-              <w:t>Expected annual depreciation of the pound against the euro, used ONLY to compute the local-currency-equivalent cost of debt alternative under uncovered interest parity</w:t>
+              <w:t>Growth in the cash cost per tonne the EFG Hermes model charges across its forecast window, as reconstructed in section 1.10. Another party's figure, quoted.</w:t>
             </w:r>
           </w:p>
         </w:tc>
@@ -22223,7 +22223,7 @@
                 <w:color w:val="1C3A36"/>
                 <w:sz w:val="14"/>
               </w:rPr>
-              <w:t>erp_term</w:t>
+              <w:t>egp_dep_vs_eur</w:t>
             </w:r>
           </w:p>
         </w:tc>
@@ -22240,7 +22240,7 @@
                 <w:color w:val="1C3A36"/>
                 <w:sz w:val="14"/>
               </w:rPr>
-              <w:t>0.07</w:t>
+              <w:t>0.06</w:t>
             </w:r>
           </w:p>
         </w:tc>
@@ -22274,7 +22274,7 @@
                 <w:color w:val="1C3A36"/>
                 <w:sz w:val="14"/>
               </w:rPr>
-              <w:t>Terminal equity risk premium, normalised below the currently elevated level</w:t>
+              <w:t>Expected annual depreciation of the pound against the euro, used ONLY to compute the local-currency-equivalent cost of debt alternative under uncovered interest parity</w:t>
             </w:r>
           </w:p>
         </w:tc>
@@ -22327,7 +22327,7 @@
                 <w:color w:val="1C3A36"/>
                 <w:sz w:val="14"/>
               </w:rPr>
-              <w:t>ev_ebitda_just</w:t>
+              <w:t>erp_term</w:t>
             </w:r>
           </w:p>
         </w:tc>
@@ -22344,7 +22344,7 @@
                 <w:color w:val="1C3A36"/>
                 <w:sz w:val="14"/>
               </w:rPr>
-              <w:t>4.5</w:t>
+              <w:t>0.07</w:t>
             </w:r>
           </w:p>
         </w:tc>
@@ -22378,7 +22378,7 @@
                 <w:color w:val="1C3A36"/>
                 <w:sz w:val="14"/>
               </w:rPr>
-              <w:t>Justified enterprise value to EBITDA on normalised earnings, disclosed as weakly anchored against a thin Egyptian peer set</w:t>
+              <w:t>Terminal equity risk premium, normalised below the currently elevated level</w:t>
             </w:r>
           </w:p>
         </w:tc>
@@ -22431,7 +22431,7 @@
                 <w:color w:val="1C3A36"/>
                 <w:sz w:val="14"/>
               </w:rPr>
-              <w:t>ev_t_just</w:t>
+              <w:t>ev_ebitda_just</w:t>
             </w:r>
           </w:p>
         </w:tc>
@@ -22448,7 +22448,7 @@
                 <w:color w:val="1C3A36"/>
                 <w:sz w:val="14"/>
               </w:rPr>
-              <w:t>95</w:t>
+              <w:t>4.5</w:t>
             </w:r>
           </w:p>
         </w:tc>
@@ -22482,7 +22482,7 @@
                 <w:color w:val="1C3A36"/>
                 <w:sz w:val="14"/>
               </w:rPr>
-              <w:t>Justified enterprise value per annual tonne of capacity, set well below replacement cost because a market carrying 76Mt against 54Mt of consumption does not pay replacement cost</w:t>
+              <w:t>Justified enterprise value to EBITDA on normalised earnings, disclosed as weakly anchored against a thin Egyptian peer set</w:t>
             </w:r>
           </w:p>
         </w:tc>
@@ -22535,7 +22535,7 @@
                 <w:color w:val="1C3A36"/>
                 <w:sz w:val="14"/>
               </w:rPr>
-              <w:t>g_term</w:t>
+              <w:t>ev_t_just</w:t>
             </w:r>
           </w:p>
         </w:tc>
@@ -22552,7 +22552,7 @@
                 <w:color w:val="1C3A36"/>
                 <w:sz w:val="14"/>
               </w:rPr>
-              <w:t>0.07</w:t>
+              <w:t>95</w:t>
             </w:r>
           </w:p>
         </w:tc>
@@ -22586,7 +22586,7 @@
                 <w:color w:val="1C3A36"/>
                 <w:sz w:val="14"/>
               </w:rPr>
-              <w:t>Terminal growth from the house macro path: terminal inflation plus a STATED real growth of zero, so the real assumption is written down rather than left to be inferred from the gap to the discount rate. The retired 5% was set against a terminal risk-free of 10.50% and called approximately zero in real terms; on the house path it would have been -1.9% real. industrial against a terminal risk-free rate that already embeds disinflation — approximately zero in real terms</w:t>
+              <w:t>Justified enterprise value per annual tonne of capacity, set well below replacement cost because a market carrying 76Mt against 54Mt of consumption does not pay replacement cost</w:t>
             </w:r>
           </w:p>
         </w:tc>
@@ -22639,7 +22639,7 @@
                 <w:color w:val="1C3A36"/>
                 <w:sz w:val="14"/>
               </w:rPr>
-              <w:t>kd_path</w:t>
+              <w:t>g_term</w:t>
             </w:r>
           </w:p>
         </w:tc>
@@ -22656,7 +22656,7 @@
                 <w:color w:val="1C3A36"/>
                 <w:sz w:val="14"/>
               </w:rPr>
-              <w:t>0.206, 0.181, 0.161, 0.149, 0.14</w:t>
+              <w:t>0.07</w:t>
             </w:r>
           </w:p>
         </w:tc>
@@ -22690,7 +22690,7 @@
                 <w:color w:val="1C3A36"/>
                 <w:sz w:val="14"/>
               </w:rPr>
-              <w:t>EGP marginal borrowing-rate path. The discount-rate glide inherits its SHAPE from this rather than from a second judgement. The company's own book is now 91% euro-denominated and will not glide with the Egyptian easing calendar, but the discount rate is a POUND rate applied to pound cash flows, so the pound path is the right shape anchor and the euro book sets the LEVEL of the cost of debt, not its slope</w:t>
+              <w:t>Terminal growth from the house macro path: terminal inflation plus a STATED real growth of zero, so the real assumption is written down rather than left to be inferred from the gap to the discount rate. The retired 5% was set against a terminal risk-free of 10.50% and called approximately zero in real terms; on the house path it would have been -1.9% real. industrial against a terminal risk-free rate that already embeds disinflation — approximately zero in real terms</w:t>
             </w:r>
           </w:p>
         </w:tc>
@@ -22743,7 +22743,7 @@
                 <w:color w:val="1C3A36"/>
                 <w:sz w:val="14"/>
               </w:rPr>
-              <w:t>kd_term</w:t>
+              <w:t>kd_path</w:t>
             </w:r>
           </w:p>
         </w:tc>
@@ -22760,7 +22760,7 @@
                 <w:color w:val="1C3A36"/>
                 <w:sz w:val="14"/>
               </w:rPr>
-              <w:t>0.15</w:t>
+              <w:t>0.206, 0.181, 0.161, 0.149, 0.14</w:t>
             </w:r>
           </w:p>
         </w:tc>
@@ -22794,7 +22794,7 @@
                 <w:color w:val="1C3A36"/>
                 <w:sz w:val="14"/>
               </w:rPr>
-              <w:t>Terminal cost of debt: the long-run Egyptian corporate-borrowing norm carried by the house macro path, replacing a terminal risk-free plus 300bp corporate credit spread. Revision 3 carried 10.00% against a terminal risk-free rate of 12.50% — a corporate borrower funding 250bp BELOW its own sovereign in the same currency, printed one row above it in the same table. It is now built from the risk-free rate rather than asserted beside it, so the impossibility cannot recur</w:t>
+              <w:t>EGP marginal borrowing-rate path. The discount-rate glide inherits its SHAPE from this rather than from a second judgement. The company's own book is now 91% euro-denominated and will not glide with the Egyptian easing calendar, but the discount rate is a POUND rate applied to pound cash flows, so the pound path is the right shape anchor and the euro book sets the LEVEL of the cost of debt, not its slope</w:t>
             </w:r>
           </w:p>
         </w:tc>
@@ -22847,7 +22847,7 @@
                 <w:color w:val="1C3A36"/>
                 <w:sz w:val="14"/>
               </w:rPr>
-              <w:t>nci_v1</w:t>
+              <w:t>kd_term</w:t>
             </w:r>
           </w:p>
         </w:tc>
@@ -22864,7 +22864,7 @@
                 <w:color w:val="1C3A36"/>
                 <w:sz w:val="14"/>
               </w:rPr>
-              <w:t>150</w:t>
+              <w:t>0.15</w:t>
             </w:r>
           </w:p>
         </w:tc>
@@ -22898,7 +22898,7 @@
                 <w:color w:val="1C3A36"/>
                 <w:sz w:val="14"/>
               </w:rPr>
-              <w:t>The non-controlling interest revision 1 of this study deducted, inferred from the profit statements when no source document could be opened. THIS MODEL CANNOT COMPUTE IT — a different model produced it — so it is registered as the historical fact it is rather than typed into a builder, the same disposition central_pre_rebuild takes. Note 24 of the audited accounts puts the real figure at EGP 158,005.</w:t>
+              <w:t>Terminal cost of debt: the long-run Egyptian corporate-borrowing norm carried by the house macro path, replacing a terminal risk-free plus 300bp corporate credit spread. Revision 3 carried 10.00% against a terminal risk-free rate of 12.50% — a corporate borrower funding 250bp BELOW its own sovereign in the same currency, printed one row above it in the same table. It is now built from the risk-free rate rather than asserted beside it, so the impossibility cannot recur</w:t>
             </w:r>
           </w:p>
         </w:tc>
@@ -22951,7 +22951,7 @@
                 <w:color w:val="1C3A36"/>
                 <w:sz w:val="14"/>
               </w:rPr>
-              <w:t>norm_mgn</w:t>
+              <w:t>nci_v1</w:t>
             </w:r>
           </w:p>
         </w:tc>
@@ -22968,7 +22968,7 @@
                 <w:color w:val="1C3A36"/>
                 <w:sz w:val="14"/>
               </w:rPr>
-              <w:t>0.312</w:t>
+              <w:t>150</w:t>
             </w:r>
           </w:p>
         </w:tc>
@@ -23002,7 +23002,7 @@
                 <w:color w:val="1C3A36"/>
                 <w:sz w:val="14"/>
               </w:rPr>
-              <w:t>Mid-cycle EBITDA margin: the midpoint of the AUDITED FY2024 outturn of 23.15% and the AUDITED FY2025 peak of 39.25%</w:t>
+              <w:t>The non-controlling interest revision 1 of this study deducted, inferred from the profit statements when no source document could be opened. THIS MODEL CANNOT COMPUTE IT — a different model produced it — so it is registered as the historical fact it is rather than typed into a builder, the same disposition central_pre_rebuild takes. Note 24 of the audited accounts puts the real figure at EGP 158,005.</w:t>
             </w:r>
           </w:p>
         </w:tc>
@@ -23055,7 +23055,7 @@
                 <w:color w:val="1C3A36"/>
                 <w:sz w:val="14"/>
               </w:rPr>
-              <w:t>norm_rev_haircut</w:t>
+              <w:t>norm_mgn</w:t>
             </w:r>
           </w:p>
         </w:tc>
@@ -23072,7 +23072,7 @@
                 <w:color w:val="1C3A36"/>
                 <w:sz w:val="14"/>
               </w:rPr>
-              <w:t>0.94</w:t>
+              <w:t>0.312</w:t>
             </w:r>
           </w:p>
         </w:tc>
@@ -23106,7 +23106,7 @@
                 <w:color w:val="1C3A36"/>
                 <w:sz w:val="14"/>
               </w:rPr>
-              <w:t>Haircut to the FY2025 revenue base for the normalised lens</w:t>
+              <w:t>Mid-cycle EBITDA margin: the midpoint of the AUDITED FY2024 outturn of 23.15% and the AUDITED FY2025 peak of 39.25%</w:t>
             </w:r>
           </w:p>
         </w:tc>
@@ -23159,7 +23159,7 @@
                 <w:color w:val="1C3A36"/>
                 <w:sz w:val="14"/>
               </w:rPr>
-              <w:t>payout</w:t>
+              <w:t>norm_rev_haircut</w:t>
             </w:r>
           </w:p>
         </w:tc>
@@ -23176,7 +23176,7 @@
                 <w:color w:val="1C3A36"/>
                 <w:sz w:val="14"/>
               </w:rPr>
-              <w:t>0.556</w:t>
+              <w:t>0.94</w:t>
             </w:r>
           </w:p>
         </w:tc>
@@ -23210,7 +23210,7 @@
                 <w:color w:val="1C3A36"/>
                 <w:sz w:val="14"/>
               </w:rPr>
-              <w:t>Dividend payout ratio from FY2026E, held at the FY2025 outturn: EGP 2,001.792mn declared on EGP 3,599.586mn of attributable profit</w:t>
+              <w:t>Haircut to the FY2025 revenue base for the normalised lens</w:t>
             </w:r>
           </w:p>
         </w:tc>
@@ -23263,7 +23263,7 @@
                 <w:color w:val="1C3A36"/>
                 <w:sz w:val="14"/>
               </w:rPr>
-              <w:t>pe_just</w:t>
+              <w:t>payout</w:t>
             </w:r>
           </w:p>
         </w:tc>
@@ -23280,7 +23280,7 @@
                 <w:color w:val="1C3A36"/>
                 <w:sz w:val="14"/>
               </w:rPr>
-              <w:t>7</w:t>
+              <w:t>0.556</w:t>
             </w:r>
           </w:p>
         </w:tc>
@@ -23314,7 +23314,7 @@
                 <w:color w:val="1C3A36"/>
                 <w:sz w:val="14"/>
               </w:rPr>
-              <w:t>Justified price to earnings on normalised operating earnings, cash excluded and added back at face</w:t>
+              <w:t>Dividend payout ratio from FY2026E, held at the FY2025 outturn: EGP 2,001.792mn declared on EGP 3,599.586mn of attributable profit</w:t>
             </w:r>
           </w:p>
         </w:tc>
@@ -23367,7 +23367,7 @@
                 <w:color w:val="1C3A36"/>
                 <w:sz w:val="14"/>
               </w:rPr>
-              <w:t>rf_superseded</w:t>
+              <w:t>pe_just</w:t>
             </w:r>
           </w:p>
         </w:tc>
@@ -23384,7 +23384,7 @@
                 <w:color w:val="1C3A36"/>
                 <w:sz w:val="14"/>
               </w:rPr>
-              <w:t>0.2231</w:t>
+              <w:t>7</w:t>
             </w:r>
           </w:p>
         </w:tc>
@@ -23418,7 +23418,7 @@
                 <w:color w:val="1C3A36"/>
                 <w:sz w:val="14"/>
               </w:rPr>
-              <w:t>Egypt 10-year local-currency government bond yield as carried by revision 3 of this study, dated 21 July 2026 and therefore sixteen days before the valuation date. Quoted to show what changed; not an input to anything.</w:t>
+              <w:t>Justified price to earnings on normalised operating earnings, cash excluded and added back at face</w:t>
             </w:r>
           </w:p>
         </w:tc>
@@ -23435,7 +23435,7 @@
                 <w:color w:val="1C3A36"/>
                 <w:sz w:val="14"/>
               </w:rPr>
-              <w:t>2026-07-21</w:t>
+              <w:t>2026-08-06</w:t>
             </w:r>
           </w:p>
         </w:tc>
@@ -23471,7 +23471,7 @@
                 <w:color w:val="1C3A36"/>
                 <w:sz w:val="14"/>
               </w:rPr>
-              <w:t>rf_term</w:t>
+              <w:t>rf_superseded</w:t>
             </w:r>
           </w:p>
         </w:tc>
@@ -23488,7 +23488,7 @@
                 <w:color w:val="1C3A36"/>
                 <w:sz w:val="14"/>
               </w:rPr>
-              <w:t>0.105</w:t>
+              <w:t>0.2231</w:t>
             </w:r>
           </w:p>
         </w:tc>
@@ -23522,7 +23522,7 @@
                 <w:color w:val="1C3A36"/>
                 <w:sz w:val="14"/>
               </w:rPr>
-              <w:t>Terminal risk-free rate, DERIVED from the house macro path as terminal inflation plus the real-rate convention, and so no longer this study's own reading of which published target to use. THE CONFLICT THIS SETTLES: this study argued for the central bank's longest-dated published inflation target of 5% (Q4-2028) plus a standard emerging-market real-rate convention of about 5.5 percentage points. Revision 3 used the 7% target, which is the NEAR-dated one (Q4-2026) and not the medium-term target at all. The correction also repairs a second defect: against 7% the model's 5% terminal growth was -1.9% real while the text called it 'approximately zero'. Against the 5% target it genuinely is zero</w:t>
+              <w:t>Egypt 10-year local-currency government bond yield as carried by revision 3 of this study, dated 21 July 2026 and therefore sixteen days before the valuation date. Quoted to show what changed; not an input to anything.</w:t>
             </w:r>
           </w:p>
         </w:tc>
@@ -23539,7 +23539,7 @@
                 <w:color w:val="1C3A36"/>
                 <w:sz w:val="14"/>
               </w:rPr>
-              <w:t>2026-08-06</w:t>
+              <w:t>2026-07-21</w:t>
             </w:r>
           </w:p>
         </w:tc>
@@ -23575,7 +23575,7 @@
                 <w:color w:val="1C3A36"/>
                 <w:sz w:val="14"/>
               </w:rPr>
-              <w:t>stub_years</w:t>
+              <w:t>rf_term</w:t>
             </w:r>
           </w:p>
         </w:tc>
@@ -23592,7 +23592,7 @@
                 <w:color w:val="1C3A36"/>
                 <w:sz w:val="14"/>
               </w:rPr>
-              <w:t>0.5</w:t>
+              <w:t>0.105</w:t>
             </w:r>
           </w:p>
         </w:tc>
@@ -23626,7 +23626,7 @@
                 <w:color w:val="1C3A36"/>
                 <w:sz w:val="14"/>
               </w:rPr>
-              <w:t>Elapsed fraction of FY2026 at the valuation date. THE VALUATION DATE IS 30 JUNE 2026, the date of the latest disclosed balance sheet, not the date of the latest traded price. Revision 3 valued at 6 August and rolled the balance sheet forward to meet it; the interim accounts now make that unnecessary, and a bridge standing on a disclosed balance sheet is worth more than two months of freshness in the discounting. The price the range is compared against is still the latest known close, and the 37-day gap between the two is disclosed rather than closed</w:t>
+              <w:t>Terminal risk-free rate, DERIVED from the house macro path as terminal inflation plus the real-rate convention, and so no longer this study's own reading of which published target to use. THE CONFLICT THIS SETTLES: this study argued for the central bank's longest-dated published inflation target of 5% (Q4-2028) plus a standard emerging-market real-rate convention of about 5.5 percentage points. Revision 3 used the 7% target, which is the NEAR-dated one (Q4-2026) and not the medium-term target at all. The correction also repairs a second defect: against 7% the model's 5% terminal growth was -1.9% real while the text called it 'approximately zero'. Against the 5% target it genuinely is zero</w:t>
             </w:r>
           </w:p>
         </w:tc>
@@ -23643,7 +23643,7 @@
                 <w:color w:val="1C3A36"/>
                 <w:sz w:val="14"/>
               </w:rPr>
-              <w:t>2026-06-30</w:t>
+              <w:t>2026-08-06</w:t>
             </w:r>
           </w:p>
         </w:tc>
@@ -23679,7 +23679,7 @@
                 <w:color w:val="1C3A36"/>
                 <w:sz w:val="14"/>
               </w:rPr>
-              <w:t>tax_eff_superseded</w:t>
+              <w:t>stub_years</w:t>
             </w:r>
           </w:p>
         </w:tc>
@@ -23696,7 +23696,7 @@
                 <w:color w:val="1C3A36"/>
                 <w:sz w:val="14"/>
               </w:rPr>
-              <w:t>0.2943</w:t>
+              <w:t>0.5</w:t>
             </w:r>
           </w:p>
         </w:tc>
@@ -23730,7 +23730,7 @@
                 <w:color w:val="1C3A36"/>
                 <w:sz w:val="14"/>
               </w:rPr>
-              <w:t>Effective tax rate INFERRED by revision 1 of this study by closing a modelled net finance income, against the 23.82% the filing discloses. Quoted in the source register to show what changed; not an input to anything.</w:t>
+              <w:t>Elapsed fraction of FY2026 at the valuation date. THE VALUATION DATE IS 30 JUNE 2026, the date of the latest disclosed balance sheet, not the date of the latest traded price. Revision 3 valued at 6 August and rolled the balance sheet forward to meet it; the interim accounts now make that unnecessary, and a bridge standing on a disclosed balance sheet is worth more than two months of freshness in the discounting. The price the range is compared against is still the latest known close, and the 37-day gap between the two is disclosed rather than closed</w:t>
             </w:r>
           </w:p>
         </w:tc>
@@ -23747,7 +23747,7 @@
                 <w:color w:val="1C3A36"/>
                 <w:sz w:val="14"/>
               </w:rPr>
-              <w:t>2026-08-06</w:t>
+              <w:t>2026-06-30</w:t>
             </w:r>
           </w:p>
         </w:tc>
@@ -23783,7 +23783,7 @@
                 <w:color w:val="1C3A36"/>
                 <w:sz w:val="14"/>
               </w:rPr>
-              <w:t>w_asset</w:t>
+              <w:t>tax_eff_superseded</w:t>
             </w:r>
           </w:p>
         </w:tc>
@@ -23800,7 +23800,7 @@
                 <w:color w:val="1C3A36"/>
                 <w:sz w:val="14"/>
               </w:rPr>
-              <w:t>0.08</w:t>
+              <w:t>0.2943</w:t>
             </w:r>
           </w:p>
         </w:tc>
@@ -23834,7 +23834,7 @@
                 <w:color w:val="1C3A36"/>
                 <w:sz w:val="14"/>
               </w:rPr>
-              <w:t>Weight, asset lens, deliberately small: restarting a mothballed line costs a fraction of building one</w:t>
+              <w:t>Effective tax rate INFERRED by revision 1 of this study by closing a modelled net finance income, against the 23.82% the filing discloses. Quoted in the source register to show what changed; not an input to anything.</w:t>
             </w:r>
           </w:p>
         </w:tc>
@@ -23887,7 +23887,7 @@
                 <w:color w:val="1C3A36"/>
                 <w:sz w:val="14"/>
               </w:rPr>
-              <w:t>w_dcf</w:t>
+              <w:t>w_asset</w:t>
             </w:r>
           </w:p>
         </w:tc>
@@ -23904,7 +23904,7 @@
                 <w:color w:val="1C3A36"/>
                 <w:sz w:val="14"/>
               </w:rPr>
-              <w:t>0.5</w:t>
+              <w:t>0.08</w:t>
             </w:r>
           </w:p>
         </w:tc>
@@ -23938,7 +23938,7 @@
                 <w:color w:val="1C3A36"/>
                 <w:sz w:val="14"/>
               </w:rPr>
-              <w:t>Weight, cash-flow lens</w:t>
+              <w:t>Weight, asset lens, deliberately small: restarting a mothballed line costs a fraction of building one</w:t>
             </w:r>
           </w:p>
         </w:tc>
@@ -23991,7 +23991,7 @@
                 <w:color w:val="1C3A36"/>
                 <w:sz w:val="14"/>
               </w:rPr>
-              <w:t>w_norm</w:t>
+              <w:t>w_dcf</w:t>
             </w:r>
           </w:p>
         </w:tc>
@@ -24008,7 +24008,7 @@
                 <w:color w:val="1C3A36"/>
                 <w:sz w:val="14"/>
               </w:rPr>
-              <w:t>0.22</w:t>
+              <w:t>0.5</w:t>
             </w:r>
           </w:p>
         </w:tc>
@@ -24042,7 +24042,7 @@
                 <w:color w:val="1C3A36"/>
                 <w:sz w:val="14"/>
               </w:rPr>
-              <w:t>Weight, normalised-earnings lens</w:t>
+              <w:t>Weight, cash-flow lens</w:t>
             </w:r>
           </w:p>
         </w:tc>
@@ -24095,7 +24095,7 @@
                 <w:color w:val="1C3A36"/>
                 <w:sz w:val="14"/>
               </w:rPr>
-              <w:t>w_rel</w:t>
+              <w:t>w_norm</w:t>
             </w:r>
           </w:p>
         </w:tc>
@@ -24112,7 +24112,7 @@
                 <w:color w:val="1C3A36"/>
                 <w:sz w:val="14"/>
               </w:rPr>
-              <w:t>0.2</w:t>
+              <w:t>0.22</w:t>
             </w:r>
           </w:p>
         </w:tc>
@@ -24146,7 +24146,7 @@
                 <w:color w:val="1C3A36"/>
                 <w:sz w:val="14"/>
               </w:rPr>
-              <w:t>Weight, relative lens, held down because the peer set is thin</w:t>
+              <w:t>Weight, normalised-earnings lens</w:t>
             </w:r>
           </w:p>
         </w:tc>
@@ -24199,7 +24199,7 @@
                 <w:color w:val="1C3A36"/>
                 <w:sz w:val="14"/>
               </w:rPr>
-              <w:t>wd_term</w:t>
+              <w:t>w_rel</w:t>
             </w:r>
           </w:p>
         </w:tc>
@@ -24250,7 +24250,7 @@
                 <w:color w:val="1C3A36"/>
                 <w:sz w:val="14"/>
               </w:rPr>
-              <w:t>Terminal debt weight</w:t>
+              <w:t>Weight, relative lens, held down because the peer set is thin</w:t>
             </w:r>
           </w:p>
         </w:tc>
@@ -24287,6 +24287,110 @@
                 <w:sz w:val="14"/>
               </w:rPr>
               <w:t>231</w:t>
+            </w:r>
+          </w:p>
+        </w:tc>
+        <w:tc>
+          <w:tcPr>
+            <w:tcW w:type="dxa" w:w="2448"/>
+          </w:tcPr>
+          <w:p>
+            <w:pPr>
+              <w:spacing w:after="20"/>
+            </w:pPr>
+            <w:r>
+              <w:rPr>
+                <w:color w:val="1C3A36"/>
+                <w:sz w:val="14"/>
+              </w:rPr>
+              <w:t>wd_term</w:t>
+            </w:r>
+          </w:p>
+        </w:tc>
+        <w:tc>
+          <w:tcPr>
+            <w:tcW w:type="dxa" w:w="1325"/>
+          </w:tcPr>
+          <w:p>
+            <w:pPr>
+              <w:spacing w:after="20"/>
+            </w:pPr>
+            <w:r>
+              <w:rPr>
+                <w:color w:val="1C3A36"/>
+                <w:sz w:val="14"/>
+              </w:rPr>
+              <w:t>0.2</w:t>
+            </w:r>
+          </w:p>
+        </w:tc>
+        <w:tc>
+          <w:tcPr>
+            <w:tcW w:type="dxa" w:w="1066"/>
+          </w:tcPr>
+          <w:p>
+            <w:pPr>
+              <w:spacing w:after="20"/>
+            </w:pPr>
+            <w:r>
+              <w:rPr>
+                <w:color w:val="1C3A36"/>
+                <w:sz w:val="14"/>
+              </w:rPr>
+              <w:t>House</w:t>
+            </w:r>
+          </w:p>
+        </w:tc>
+        <w:tc>
+          <w:tcPr>
+            <w:tcW w:type="dxa" w:w="7114"/>
+          </w:tcPr>
+          <w:p>
+            <w:pPr>
+              <w:spacing w:after="20"/>
+            </w:pPr>
+            <w:r>
+              <w:rPr>
+                <w:color w:val="1C3A36"/>
+                <w:sz w:val="14"/>
+              </w:rPr>
+              <w:t>Terminal debt weight</w:t>
+            </w:r>
+          </w:p>
+        </w:tc>
+        <w:tc>
+          <w:tcPr>
+            <w:tcW w:type="dxa" w:w="1210"/>
+          </w:tcPr>
+          <w:p>
+            <w:pPr>
+              <w:spacing w:after="20"/>
+            </w:pPr>
+            <w:r>
+              <w:rPr>
+                <w:color w:val="1C3A36"/>
+                <w:sz w:val="14"/>
+              </w:rPr>
+              <w:t>2026-08-06</w:t>
+            </w:r>
+          </w:p>
+        </w:tc>
+      </w:tr>
+      <w:tr>
+        <w:tc>
+          <w:tcPr>
+            <w:tcW w:type="dxa" w:w="490"/>
+          </w:tcPr>
+          <w:p>
+            <w:pPr>
+              <w:spacing w:after="20"/>
+            </w:pPr>
+            <w:r>
+              <w:rPr>
+                <w:color w:val="1C3A36"/>
+                <w:sz w:val="14"/>
+              </w:rPr>
+              <w:t>232</w:t>
             </w:r>
           </w:p>
         </w:tc>

--- a/engine/arcc_study/ARCC_Bibliography_10-09-2026.docx
+++ b/engine/arcc_study/ARCC_Bibliography_10-09-2026.docx
@@ -25820,7 +25820,7 @@
                 <w:color w:val="1C3A36"/>
                 <w:sz w:val="16"/>
               </w:rPr>
-              <w:t>Beta — 0.928 adopted, from comparable companies rather than from this share</w:t>
+              <w:t>Beta — 0.927 adopted, from comparable companies rather than from this share</w:t>
             </w:r>
           </w:p>
         </w:tc>
@@ -25837,7 +25837,7 @@
                 <w:color w:val="1C3A36"/>
                 <w:sz w:val="16"/>
               </w:rPr>
-              <w:t>Measured against the EGX30 — the only index against which an Egyptian Exchange listing can properly be measured — Arabian Cement's own weekly returns over 4.89 years give a beta of 0.698 on 253 observations with an R-squared of 0.047 and a standard error of 0.228. The index explains under a twentieth of the share's movement, which is below the level at which a regression is usable, so it is NOT adopted and its diagnostics are printed instead. Earlier editions reported 0.6281 measured against a basket built from the other Egyptian companies this house follows; a basket of covered names explains a covered name better because it partly consists of companies like it, so the better statistic was an artefact and the figure is withdrawn. Adopted instead: the median beta of the Egyptian building-materials and construction peers that do clear the threshold — 0.815, 0.919, 0.936, 1.030 — giving 0.928. Sinai Cement is the closest business match and is deliberately NOT used: its own regression is weaker still. WHAT COULD NOT BE DONE: the peers' own borrowings are not stripped out and Arabian Cement's added back, because their balance sheets are not sourced here. Arabian Cement holds net cash and its peers carry debt, so completing that step could only lower the beta and raise the value; the figure adopted is the cautious end and the whole peer spread is published as a sensitivity.</w:t>
+              <w:t>Measured against the EGX30 — the only index against which an Egyptian Exchange listing can properly be measured — Arabian Cement's own weekly returns over 4.94 years give a beta of 0.699 on 256 observations with an R-squared of 0.047 and a standard error of 0.231. The index explains under a twentieth of the share's movement, which is below the level at which a regression is usable, so it is NOT adopted and its diagnostics are printed instead. Earlier editions reported 0.6281 measured against a basket built from the other Egyptian companies this house follows; a basket of covered names explains a covered name better because it partly consists of companies like it, so the better statistic was an artefact and the figure is withdrawn. Adopted instead: the median beta of the Egyptian building-materials and construction peers that do clear the threshold — 0.814, 0.919, 0.935, 1.020 — giving 0.927. Sinai Cement is the closest business match and is deliberately NOT used: its own regression is weaker still. WHAT COULD NOT BE DONE: the peers' own borrowings are not stripped out and Arabian Cement's added back, because their balance sheets are not sourced here. Arabian Cement holds net cash and its peers carry debt, so completing that step could only lower the beta and raise the value; the figure adopted is the cautious end and the whole peer spread is published as a sensitivity.</w:t>
             </w:r>
           </w:p>
         </w:tc>

--- a/engine/arcc_study/ARCC_Bibliography_10-09-2026.docx
+++ b/engine/arcc_study/ARCC_Bibliography_10-09-2026.docx
@@ -25820,7 +25820,7 @@
                 <w:color w:val="1C3A36"/>
                 <w:sz w:val="16"/>
               </w:rPr>
-              <w:t>Beta — 0.927 adopted, from comparable companies rather than from this share</w:t>
+              <w:t>Beta — 0.928 adopted, from comparable companies rather than from this share</w:t>
             </w:r>
           </w:p>
         </w:tc>
@@ -25837,7 +25837,7 @@
                 <w:color w:val="1C3A36"/>
                 <w:sz w:val="16"/>
               </w:rPr>
-              <w:t>Measured against the EGX30 — the only index against which an Egyptian Exchange listing can properly be measured — Arabian Cement's own weekly returns over 4.94 years give a beta of 0.699 on 256 observations with an R-squared of 0.047 and a standard error of 0.231. The index explains under a twentieth of the share's movement, which is below the level at which a regression is usable, so it is NOT adopted and its diagnostics are printed instead. Earlier editions reported 0.6281 measured against a basket built from the other Egyptian companies this house follows; a basket of covered names explains a covered name better because it partly consists of companies like it, so the better statistic was an artefact and the figure is withdrawn. Adopted instead: the median beta of the Egyptian building-materials and construction peers that do clear the threshold — 0.814, 0.919, 0.935, 1.020 — giving 0.927. Sinai Cement is the closest business match and is deliberately NOT used: its own regression is weaker still. WHAT COULD NOT BE DONE: the peers' own borrowings are not stripped out and Arabian Cement's added back, because their balance sheets are not sourced here. Arabian Cement holds net cash and its peers carry debt, so completing that step could only lower the beta and raise the value; the figure adopted is the cautious end and the whole peer spread is published as a sensitivity.</w:t>
+              <w:t>Measured against the EGX30 — the only index against which an Egyptian Exchange listing can properly be measured — Arabian Cement's own weekly returns over 4.89 years give a beta of 0.698 on 253 observations with an R-squared of 0.047 and a standard error of 0.228. The index explains under a twentieth of the share's movement, which is below the level at which a regression is usable, so it is NOT adopted and its diagnostics are printed instead. Earlier editions reported 0.6281 measured against a basket built from the other Egyptian companies this house follows; a basket of covered names explains a covered name better because it partly consists of companies like it, so the better statistic was an artefact and the figure is withdrawn. Adopted instead: the median beta of the Egyptian building-materials and construction peers that do clear the threshold — 0.815, 0.919, 0.936, 1.030 — giving 0.928. Sinai Cement is the closest business match and is deliberately NOT used: its own regression is weaker still. WHAT COULD NOT BE DONE: the peers' own borrowings are not stripped out and Arabian Cement's added back, because their balance sheets are not sourced here. Arabian Cement holds net cash and its peers carry debt, so completing that step could only lower the beta and raise the value; the figure adopted is the cautious end and the whole peer spread is published as a sensitivity.</w:t>
             </w:r>
           </w:p>
         </w:tc>
